--- a/fssai-ra/paper/tbc-v24/Trust_by_Construction_V24_Extended_Abstract.docx
+++ b/fssai-ra/paper/tbc-v24/Trust_by_Construction_V24_Extended_Abstract.docx
@@ -85,7 +85,7 @@
         <w:widowControl/>
       </w:pPr>
       <w:r>
-        <w:t>In a learning institution, AI agents now read student records, change school systems and delegate work to other agents. A transcript assistant should retrieve the requested record, propose a correction and deliver the approved result to the authorised registrar. It should not open another student's file because a document tells it to, approve its own correction, or keep releasing data after revocation. Indirect prompt injection can redirect tool-integrated agents [1].</w:t>
+        <w:t>In a learning institution, AI agents now read student records, change school systems and delegate to other agents. A transcript assistant should retrieve the named record, propose a correction and deliver the approved result to the registrar. It should not open another student's file because a document tells it to, approve its own correction, or keep releasing data after revocation. Indirect prompt injection can redirect tool-integrated agents [1].</w:t>
       </w:r>
     </w:p>
     <w:p>
@@ -93,7 +93,7 @@
         <w:widowControl/>
       </w:pPr>
       <w:r>
-        <w:t>The harder problem is that permitted steps can combine into an outcome no one allowed. A reader, a summariser and a publisher may each hold a sound tool list and still form a path from a student transcript to a public page. No one agent misbehaves. The chain does.</w:t>
+        <w:t>The harder problem is that permitted steps combine into an outcome no one allowed. A reader, a summariser and a publisher may each hold a sound tool list and still form a path from a student transcript to a public page. No one agent misbehaves. The chain does.</w:t>
       </w:r>
     </w:p>
     <w:p>
@@ -101,7 +101,7 @@
         <w:widowControl/>
       </w:pPr>
       <w:r>
-        <w:t>Trust by Construction treats every agent, including its coordinator, as an untrusted proposer. Separate enforcement services mediate protected reads, delegation, effects and disclosure under one rule: proof before power. Ten design patterns connect institutional policy to executable refusals.</w:t>
+        <w:t>Trust by Construction treats every agent, its coordinator included, as an untrusted proposer. Separate services mediate protected reads, delegation, effects and disclosure under one rule: proof before power. It contributes ten design patterns that turn policy into executable refusals, a composition contract that holds when agents spawn agents, and an offline evidence kit a school can rerun on a laptop.</w:t>
       </w:r>
     </w:p>
     <w:p>
@@ -109,7 +109,7 @@
         <w:widowControl/>
       </w:pPr>
       <w:r>
-        <w:t>The work builds on control-flow separation [2], data-flow control [3] and agent design patterns [4]. Those bound what one agent may do. The open question is what a set of permitted agents may do as a group. The aim is an integration and test method, not a new security primitive. Proof here means a check of stated rules against trusted state. It does not mean proof that a model is truthful or that a grade is fair.</w:t>
+        <w:t>It builds on control-flow separation [2], data-flow control [3] and agent design patterns [4], which bound what one agent may do; the open question is what permitted agents do together. The aim is an integration and test method, not a new primitive. Proof means checking stated rules against trusted state, not that a model is truthful or a grade fair.</w:t>
       </w:r>
     </w:p>
     <w:p>
@@ -196,6 +196,56 @@
     </w:p>
     <w:p>
       <w:pPr>
+        <w:keepNext/>
+        <w:spacing w:before="120" w:after="80"/>
+      </w:pPr>
+      <w:r>
+        <w:drawing>
+          <wp:inline xmlns:a="http://schemas.openxmlformats.org/drawingml/2006/main" xmlns:pic="http://schemas.openxmlformats.org/drawingml/2006/picture">
+            <wp:extent cx="6035040" cy="2953620"/>
+            <wp:docPr id="2" name="Picture 2" descr="Seven steps of a grade correction, each showing what the assistant proposes and what the enforcement gate decides; three steps are refused."/>
+            <wp:cNvGraphicFramePr>
+              <a:graphicFrameLocks noChangeAspect="1"/>
+            </wp:cNvGraphicFramePr>
+            <a:graphic>
+              <a:graphicData uri="http://schemas.openxmlformats.org/drawingml/2006/picture">
+                <pic:pic>
+                  <pic:nvPicPr>
+                    <pic:cNvPr id="0" name="case-flow.png"/>
+                    <pic:cNvPicPr/>
+                  </pic:nvPicPr>
+                  <pic:blipFill>
+                    <a:blip r:embed="rId22"/>
+                    <a:stretch>
+                      <a:fillRect/>
+                    </a:stretch>
+                  </pic:blipFill>
+                  <pic:spPr>
+                    <a:xfrm>
+                      <a:off x="0" y="0"/>
+                      <a:ext cx="6035040" cy="2953620"/>
+                    </a:xfrm>
+                    <a:prstGeom prst="rect"/>
+                  </pic:spPr>
+                </pic:pic>
+              </a:graphicData>
+            </a:graphic>
+          </wp:inline>
+        </w:drawing>
+      </w:r>
+    </w:p>
+    <w:p>
+      <w:pPr>
+        <w:pStyle w:val="Caption"/>
+        <w:keepNext w:val="0"/>
+        <w:spacing w:after="160"/>
+      </w:pPr>
+      <w:r>
+        <w:t>Figure 2. One grade correction, end to end. Every step is a check of stated rules against trusted state, so no step depends on the assistant behaving.</w:t>
+      </w:r>
+    </w:p>
+    <w:p>
+      <w:pPr>
         <w:widowControl/>
       </w:pPr>
       <w:r>
@@ -207,7 +257,7 @@
         <w:widowControl/>
       </w:pPr>
       <w:r>
-        <w:t>A swarm is a set of agents coordinated on one institutional task. The coordinator may split work and propose workers, but spawning is itself mediated. Each child gets its own identity, an expiry and authority no wider than its ancestors, task and workload ceiling. Replanning changes a proposed task graph, and a trusted gate must admit each new node and edge before use. Agreement among agents is evidence for review, never a credential.</w:t>
+        <w:t>A swarm is a set of agents coordinated on one institutional task. The coordinator may split work and propose workers, but spawning is itself mediated. Each child gets its own identity, an expiry and authority no wider than its ancestors, task and workload ceiling; per-agent identity is what makes a swarm reviewable at all [7]. Replanning changes a proposed task graph, and a trusted gate must admit each new node and edge before use. Agreement among agents is evidence for review, never a credential.</w:t>
       </w:r>
     </w:p>
     <w:p>
@@ -219,7 +269,7 @@
         <w:drawing>
           <wp:inline xmlns:a="http://schemas.openxmlformats.org/drawingml/2006/main" xmlns:pic="http://schemas.openxmlformats.org/drawingml/2006/picture">
             <wp:extent cx="5852160" cy="2237591"/>
-            <wp:docPr id="2" name="Picture 2" descr="Untrusted workers share one task envelope and access protected systems through an enforcement gate."/>
+            <wp:docPr id="3" name="Picture 3" descr="Untrusted workers share one task envelope and access protected systems through an enforcement gate."/>
             <wp:cNvGraphicFramePr>
               <a:graphicFrameLocks noChangeAspect="1"/>
             </wp:cNvGraphicFramePr>
@@ -231,7 +281,7 @@
                     <pic:cNvPicPr/>
                   </pic:nvPicPr>
                   <pic:blipFill>
-                    <a:blip r:embed="rId22"/>
+                    <a:blip r:embed="rId23"/>
                     <a:stretch>
                       <a:fillRect/>
                     </a:stretch>
@@ -257,7 +307,7 @@
         <w:spacing w:after="160"/>
       </w:pPr>
       <w:r>
-        <w:t>Figure 2. Proposed swarm extension. Parallel workers share one task budget and revocation epoch; every handoff and effect crosses enforcement. The diagram specifies architecture, not measured distributed performance.</w:t>
+        <w:t>Figure 3. Proposed swarm extension. Parallel workers share one task budget and revocation epoch; every handoff and effect crosses enforcement. The diagram specifies architecture, not measured distributed performance.</w:t>
       </w:r>
     </w:p>
     <w:p>
@@ -285,7 +335,7 @@
         <w:drawing>
           <wp:inline xmlns:a="http://schemas.openxmlformats.org/drawingml/2006/main" xmlns:pic="http://schemas.openxmlformats.org/drawingml/2006/picture">
             <wp:extent cx="5852160" cy="1262231"/>
-            <wp:docPr id="3" name="Picture 3" descr="A reader, summariser and publisher form a protected-data path; the public release is refused."/>
+            <wp:docPr id="4" name="Picture 4" descr="A reader, summariser and publisher form a protected-data path; the public release is refused."/>
             <wp:cNvGraphicFramePr>
               <a:graphicFrameLocks noChangeAspect="1"/>
             </wp:cNvGraphicFramePr>
@@ -297,7 +347,7 @@
                     <pic:cNvPicPr/>
                   </pic:nvPicPr>
                   <pic:blipFill>
-                    <a:blip r:embed="rId23"/>
+                    <a:blip r:embed="rId24"/>
                     <a:stretch>
                       <a:fillRect/>
                     </a:stretch>
@@ -323,7 +373,7 @@
         <w:spacing w:after="160"/>
       </w:pPr>
       <w:r>
-        <w:t>Figure 3. Composition changes the security question. A tool allowlist does not stop a permitted publisher disclosing another agent's protected input. Labels and recipient checks must survive the handoff; agreement among agents supplies no release authority.</w:t>
+        <w:t>Figure 4. Composition changes the security question. A tool allowlist does not stop a permitted publisher disclosing another agent's protected input. Labels and recipient checks must survive the handoff; agreement among agents supplies no release authority.</w:t>
       </w:r>
     </w:p>
     <w:p>
@@ -347,7 +397,7 @@
         <w:widowControl/>
       </w:pPr>
       <w:r>
-        <w:t>The FSSAI-RA reference kernel runs offline without model weights or a GPU, so every figure can be rerun on a laptop. Its recorded six-profile evaluation explores 55,440 bounded configurations with no invariant violation, 180 hostile scenarios, all contained, and 58 benign workflows, all completed [5]. These profiles reuse an authored scenario suite: the counts and that state space are linked synthetic checks, not 180 independent attacks, outside validation or production reliability estimates.</w:t>
+        <w:t>The FSSAI-RA reference kernel runs offline, without model weights or a GPU. Its recorded six-profile evaluation explores 55,440 bounded configurations with no violation, 180 hostile scenarios, all contained, and 58 benign workflows, all completed [5]. These profiles reuse an authored scenario suite: the counts and that state space are linked synthetic checks, not 180 independent attacks, outside validation or reliability estimates.</w:t>
       </w:r>
     </w:p>
     <w:p>
@@ -355,7 +405,57 @@
         <w:widowControl/>
       </w:pPr>
       <w:r>
-        <w:t>Three findings do more work than the totals. First, composition is not covered by local correctness. Against ten delegation attacks, an unguarded chain contained none, validating each hop against its immediate delegator contained two, and verifying the whole chain contained ten. The middle arm is a real control and what a careful engineer builds; a majority of the risk classes pass straight through it.</w:t>
+        <w:t>Three findings do more work than the totals. First, composition is not covered by local correctness. Against ten delegation attacks, an unguarded chain contained none, validating each hop against its immediate delegator contained two, and verifying the whole chain contained ten. The middle arm is a real control and what a careful engineer builds. It stops the two failures a single hop can see, a widened scope and an untrusted key, while confused deputies, bearer-chain reuse, unrooted chains and depth evasion walk through. Each of the nine controls is load-bearing: removing one restores its harm.</w:t>
+      </w:r>
+    </w:p>
+    <w:p>
+      <w:pPr>
+        <w:keepNext/>
+        <w:spacing w:before="120" w:after="80"/>
+      </w:pPr>
+      <w:r>
+        <w:drawing>
+          <wp:inline xmlns:a="http://schemas.openxmlformats.org/drawingml/2006/main" xmlns:pic="http://schemas.openxmlformats.org/drawingml/2006/picture">
+            <wp:extent cx="6035040" cy="3275488"/>
+            <wp:docPr id="5" name="Picture 5" descr="Ten delegation risk classes against three architectures. The unguarded arm contains none, per-hop validation contains two, and whole-chain verification contains all ten, while the benign chain completes in every arm."/>
+            <wp:cNvGraphicFramePr>
+              <a:graphicFrameLocks noChangeAspect="1"/>
+            </wp:cNvGraphicFramePr>
+            <a:graphic>
+              <a:graphicData uri="http://schemas.openxmlformats.org/drawingml/2006/picture">
+                <pic:pic>
+                  <pic:nvPicPr>
+                    <pic:cNvPr id="0" name="delegation-evidence.png"/>
+                    <pic:cNvPicPr/>
+                  </pic:nvPicPr>
+                  <pic:blipFill>
+                    <a:blip r:embed="rId25"/>
+                    <a:stretch>
+                      <a:fillRect/>
+                    </a:stretch>
+                  </pic:blipFill>
+                  <pic:spPr>
+                    <a:xfrm>
+                      <a:off x="0" y="0"/>
+                      <a:ext cx="6035040" cy="3275488"/>
+                    </a:xfrm>
+                    <a:prstGeom prst="rect"/>
+                  </pic:spPr>
+                </pic:pic>
+              </a:graphicData>
+            </a:graphic>
+          </wp:inline>
+        </w:drawing>
+      </w:r>
+    </w:p>
+    <w:p>
+      <w:pPr>
+        <w:pStyle w:val="Caption"/>
+        <w:keepNext w:val="0"/>
+        <w:spacing w:after="160"/>
+      </w:pPr>
+      <w:r>
+        <w:t>Figure 5. Where local correctness fails. Ten delegation risk classes against three architectures, from a live run of the offline kernel; the benign chain completes in all three.</w:t>
       </w:r>
     </w:p>
     <w:p>
@@ -363,7 +463,7 @@
         <w:widowControl/>
       </w:pPr>
       <w:r>
-        <w:t>Second, sequence testing found what step testing missed. A stateful harness caught a summary drafted while access was valid but released after consent was withdrawn, which single-step enumeration had passed. Release now rechecks live state, and removing that control makes the violation reappear.</w:t>
+        <w:t>Second, sequence testing found what step testing missed. A stateful harness caught a summary drafted while access was valid but released after consent was withdrawn, which single-step enumeration passed. Release now rechecks live state; removing that control makes the violation reappear.</w:t>
       </w:r>
     </w:p>
     <w:p>
@@ -371,7 +471,7 @@
         <w:widowControl/>
       </w:pPr>
       <w:r>
-        <w:t>Third, a second domain found what one domain could not. The academic-records profile exposed a declared approval role the runtime silently ignored, because the enforcement map was built only from consequential rules.</w:t>
+        <w:t>Third, a second domain found what one could not. The academic-records profile exposed a declared approval role the runtime silently ignored, because the enforcement map was built only from consequential rules.</w:t>
       </w:r>
     </w:p>
     <w:p>
@@ -379,7 +479,7 @@
         <w:widowControl/>
       </w:pPr>
       <w:r>
-        <w:t>Eight claims are implemented and bound to a named offline regression test: delegation cannot enlarge authority, parallel siblings cannot multiply a budget, separate processes cannot race a commit, composition cannot erase a restriction, memory cannot carry a restriction away, revocation invalidates in-flight authority, a release cannot resume after revocation, and checking each step is not checking the sequence. That the same bound holds across distributed workers is specified and not yet evaluated. Undoing a delivered external effect is not claimed.</w:t>
+        <w:t>Eight claims are implemented and bound to a named offline test: delegation cannot enlarge authority, parallel siblings cannot multiply a budget, separate processes cannot race a commit, composition cannot erase a restriction, memory cannot carry a restriction away, revocation invalidates in-flight authority, a release cannot resume after revocation, and checking each step is not checking the sequence. The same bound across distributed workers is specified, not yet evaluated. Undoing a delivered external effect is not claimed.</w:t>
       </w:r>
     </w:p>
     <w:p>
@@ -391,7 +491,7 @@
         <w:drawing>
           <wp:inline xmlns:a="http://schemas.openxmlformats.org/drawingml/2006/main" xmlns:pic="http://schemas.openxmlformats.org/drawingml/2006/picture">
             <wp:extent cx="6035040" cy="2653051"/>
-            <wp:docPr id="4" name="Picture 4" descr="A table of ten claims. Eight are built and name a regression test, one distributed bound is proposed and not evaluated, and undoing a delivered external effect is not claimed."/>
+            <wp:docPr id="6" name="Picture 6" descr="A table of ten claims. Eight are built and name a regression test, one distributed bound is proposed and not evaluated, and undoing a delivered external effect is not claimed."/>
             <wp:cNvGraphicFramePr>
               <a:graphicFrameLocks noChangeAspect="1"/>
             </wp:cNvGraphicFramePr>
@@ -403,7 +503,7 @@
                     <pic:cNvPicPr/>
                   </pic:nvPicPr>
                   <pic:blipFill>
-                    <a:blip r:embed="rId24"/>
+                    <a:blip r:embed="rId26"/>
                     <a:stretch>
                       <a:fillRect/>
                     </a:stretch>
@@ -429,7 +529,7 @@
         <w:spacing w:after="160"/>
       </w:pPr>
       <w:r>
-        <w:t>Figure 4. What is built and what is proposed. Each claim names the mechanism that enforces it, its status and the offline test that exercises it.</w:t>
+        <w:t>Figure 6. What is built and what is proposed. Each claim names the mechanism that enforces it, its status and the offline test that exercises it.</w:t>
       </w:r>
     </w:p>
     <w:p>
@@ -437,7 +537,7 @@
         <w:widowControl/>
       </w:pPr>
       <w:r>
-        <w:t>The next evaluation should compare an unmediated swarm, separate local controls, shared task enforcement and a deny-all baseline under identical workloads, injecting malicious coordination, repeated spawning, label stripping, duplicate delivery, revocation during execution and network partitions. It should report prohibited effects beside benign completion, false refusals, tail latency and resource cost, and increase worker count and graph depth to test non-amplification. A single prohibited composite outcome falsifies the claim within the tested boundary.</w:t>
+        <w:t>The next evaluation should compare an unmediated swarm, separate local controls, shared task enforcement and a deny-all baseline under identical workloads, injecting malicious coordination, repeated spawning, label stripping, duplicate delivery, revocation during execution and partitions. It should report prohibited effects beside benign completion, false refusals, tail latency and cost, and raise worker count and depth to test non-amplification. It should also run against a public injection benchmark [8]. A single prohibited composite outcome falsifies the claim.</w:t>
       </w:r>
     </w:p>
     <w:p>
@@ -445,7 +545,7 @@
         <w:widowControl/>
       </w:pPr>
       <w:r>
-        <w:t>Security remains conditional on complete mediation and sound policy. A compromised enforcer, covert output channel or permissive policy can invalidate containment, and a malicious monitor can deny useful service even when it cannot escalate privilege. Authorised actions may still be inaccurate, discriminatory or educationally harmful, so review, appeal, accessibility and pedagogical evaluation remain necessary. A decision receipt binds the policy version, task epoch, source lineage, artifact digest, recipient and outcome, so review need not treat model reasoning as proof. Receipts need access controls and retention limits, so an audit trail does not become another store of student data.</w:t>
+        <w:t>Security remains conditional on complete mediation and sound policy. A compromised enforcer, covert channel or permissive policy can invalidate containment, and a malicious monitor can deny service without escalating privilege. Authorised actions may still be inaccurate, discriminatory or educationally harmful, so review, appeal, accessibility and pedagogical evaluation remain necessary. A decision receipt binds policy version, task epoch, source lineage, artifact digest, recipient and outcome, so review need not treat model reasoning as proof. Receipts need access controls and retention limits, so the audit trail is not another store of student data.</w:t>
       </w:r>
     </w:p>
     <w:p>
@@ -453,7 +553,7 @@
         <w:widowControl/>
       </w:pPr>
       <w:r>
-        <w:t>For institutions, this turns trust into something a buyer can demand and an auditor can rerun: named enforcement points, a filled task contract, declared review limits and fresh evidence. Procurement can require the refusal suite before signing, and a regulator can check purpose and revocation as running controls rather than as policy text. Because the contract sits outside the model, a school can change model or vendor and rerun the same tests, so the safety case need not be rebuilt each time. Sovereignty becomes control of keys, data flow and exit, not the location of a server.</w:t>
+        <w:t>For institutions, this makes trust something a buyer can demand and an auditor can rerun: named enforcement points, a filled task contract, declared review limits and fresh evidence. Procurement can require the refusal suite before signing; a regulator can check purpose and revocation as running controls, not policy text. Because the contract sits outside the model, a school can change model or vendor and rerun the same tests, so the safety case is not rebuilt each time. Sovereignty becomes control of keys, data flow and exit, not server location.</w:t>
       </w:r>
     </w:p>
     <w:p>
@@ -556,6 +656,24 @@
       </w:pPr>
       <w:r>
         <w:t>[6] UNESCO (2024). AI Competency Framework for Students. https://unesdoc.unesco.org/ark:/48223/pf0000391105</w:t>
+      </w:r>
+    </w:p>
+    <w:p>
+      <w:pPr>
+        <w:pStyle w:val="Bibliography"/>
+        <w:keepLines/>
+      </w:pPr>
+      <w:r>
+        <w:t>[7] Chan, A., et al. (2024). Visibility into AI Agents. ACM FAccT. https://arxiv.org/abs/2401.13138</w:t>
+      </w:r>
+    </w:p>
+    <w:p>
+      <w:pPr>
+        <w:pStyle w:val="Bibliography"/>
+        <w:keepLines/>
+      </w:pPr>
+      <w:r>
+        <w:t>[8] Debenedetti, E., et al. (2024). AgentDojo: A Dynamic Environment to Evaluate Prompt Injection Attacks and Defenses for LLM Agents. NeurIPS Datasets and Benchmarks. https://arxiv.org/abs/2406.13352</w:t>
       </w:r>
     </w:p>
     <w:sectPr>

--- a/fssai-ra/paper/tbc-v24/Trust_by_Construction_V24_Extended_Abstract.docx
+++ b/fssai-ra/paper/tbc-v24/Trust_by_Construction_V24_Extended_Abstract.docx
@@ -202,7 +202,7 @@
       <w:r>
         <w:drawing>
           <wp:inline xmlns:a="http://schemas.openxmlformats.org/drawingml/2006/main" xmlns:pic="http://schemas.openxmlformats.org/drawingml/2006/picture">
-            <wp:extent cx="6035040" cy="2953620"/>
+            <wp:extent cx="6035040" cy="2511050"/>
             <wp:docPr id="2" name="Picture 2" descr="Seven steps of a grade correction, each showing what the assistant proposes and what the enforcement gate decides; three steps are refused."/>
             <wp:cNvGraphicFramePr>
               <a:graphicFrameLocks noChangeAspect="1"/>
@@ -223,7 +223,7 @@
                   <pic:spPr>
                     <a:xfrm>
                       <a:off x="0" y="0"/>
-                      <a:ext cx="6035040" cy="2953620"/>
+                      <a:ext cx="6035040" cy="2511050"/>
                     </a:xfrm>
                     <a:prstGeom prst="rect"/>
                   </pic:spPr>
@@ -250,14 +250,6 @@
       </w:pPr>
       <w:r>
         <w:t>The design hypothesis is falsifiable: under an unchanged contract, adding workers must not admit a prohibited effect, information path or total spend. That must be checked on the whole composition, not on each worker alone.</w:t>
-      </w:r>
-    </w:p>
-    <w:p>
-      <w:pPr>
-        <w:widowControl/>
-      </w:pPr>
-      <w:r>
-        <w:t>A swarm is a set of agents coordinated on one institutional task. The coordinator may split work and propose workers, but spawning is itself mediated. Each child gets its own identity, an expiry and authority no wider than its ancestors, task and workload ceiling; per-agent identity is what makes a swarm reviewable at all [7]. Replanning changes a proposed task graph, and a trusted gate must admit each new node and edge before use. Agreement among agents is evidence for review, never a credential.</w:t>
       </w:r>
     </w:p>
     <w:p>
@@ -307,7 +299,15 @@
         <w:spacing w:after="160"/>
       </w:pPr>
       <w:r>
-        <w:t>Figure 3. Proposed swarm extension. Parallel workers share one task budget and revocation epoch; every handoff and effect crosses enforcement. The diagram specifies architecture, not measured distributed performance.</w:t>
+        <w:t>Figure 3. Proposed swarm extension. Parallel workers share one task budget and revocation epoch; every handoff crosses enforcement. The diagram specifies architecture, not measured distributed performance.</w:t>
+      </w:r>
+    </w:p>
+    <w:p>
+      <w:pPr>
+        <w:widowControl/>
+      </w:pPr>
+      <w:r>
+        <w:t>A swarm is a set of agents coordinated on one institutional task. The coordinator may split work and propose workers, but spawning is itself mediated. Each child gets its own identity, an expiry and authority no wider than its ancestors, task and workload ceiling; per-agent identity is what makes a swarm reviewable at all [7]. Replanning changes a proposed task graph, and a trusted gate must admit each new node and edge before use. Agreement among agents is evidence for review, never a credential.</w:t>
       </w:r>
     </w:p>
     <w:p>
@@ -334,7 +334,7 @@
       <w:r>
         <w:drawing>
           <wp:inline xmlns:a="http://schemas.openxmlformats.org/drawingml/2006/main" xmlns:pic="http://schemas.openxmlformats.org/drawingml/2006/picture">
-            <wp:extent cx="5852160" cy="1262231"/>
+            <wp:extent cx="5669280" cy="1222786"/>
             <wp:docPr id="4" name="Picture 4" descr="A reader, summariser and publisher form a protected-data path; the public release is refused."/>
             <wp:cNvGraphicFramePr>
               <a:graphicFrameLocks noChangeAspect="1"/>
@@ -355,7 +355,7 @@
                   <pic:spPr>
                     <a:xfrm>
                       <a:off x="0" y="0"/>
-                      <a:ext cx="5852160" cy="1262231"/>
+                      <a:ext cx="5669280" cy="1222786"/>
                     </a:xfrm>
                     <a:prstGeom prst="rect"/>
                   </pic:spPr>
@@ -608,8 +608,12 @@
       <w:pPr>
         <w:pStyle w:val="Bibliography"/>
         <w:keepLines/>
+        <w:spacing w:after="20" w:before="0"/>
       </w:pPr>
       <w:r>
+        <w:rPr>
+          <w:sz w:val="16"/>
+        </w:rPr>
         <w:t>[1] Zhan, Q., et al. (2024). InjecAgent: Benchmarking Indirect Prompt Injections in Tool-Integrated Large Language Model Agents. Findings of ACL. https://arxiv.org/abs/2403.02691</w:t>
       </w:r>
     </w:p>
@@ -617,8 +621,12 @@
       <w:pPr>
         <w:pStyle w:val="Bibliography"/>
         <w:keepLines/>
+        <w:spacing w:after="20" w:before="0"/>
       </w:pPr>
       <w:r>
+        <w:rPr>
+          <w:sz w:val="16"/>
+        </w:rPr>
         <w:t>[2] Debenedetti, E., et al. (2025). Defeating Prompt Injections by Design. arXiv:2503.18813. https://arxiv.org/abs/2503.18813</w:t>
       </w:r>
     </w:p>
@@ -626,8 +634,12 @@
       <w:pPr>
         <w:pStyle w:val="Bibliography"/>
         <w:keepLines/>
+        <w:spacing w:after="20" w:before="0"/>
       </w:pPr>
       <w:r>
+        <w:rPr>
+          <w:sz w:val="16"/>
+        </w:rPr>
         <w:t>[3] Costa, M., et al. (2025). Securing AI Agents with Information-Flow Control. arXiv:2505.23643. https://arxiv.org/abs/2505.23643</w:t>
       </w:r>
     </w:p>
@@ -635,8 +647,12 @@
       <w:pPr>
         <w:pStyle w:val="Bibliography"/>
         <w:keepLines/>
+        <w:spacing w:after="20" w:before="0"/>
       </w:pPr>
       <w:r>
+        <w:rPr>
+          <w:sz w:val="16"/>
+        </w:rPr>
         <w:t>[4] Beurer-Kellner, L., et al. (2025). Design Patterns for Securing LLM Agents against Prompt Injections. arXiv:2506.08837. https://arxiv.org/abs/2506.08837</w:t>
       </w:r>
     </w:p>
@@ -644,8 +660,12 @@
       <w:pPr>
         <w:pStyle w:val="Bibliography"/>
         <w:keepLines/>
+        <w:spacing w:after="20" w:before="0"/>
       </w:pPr>
       <w:r>
+        <w:rPr>
+          <w:sz w:val="16"/>
+        </w:rPr>
         <w:t>[5] Srivastava, R. (2026). FSSAI-RA reference implementation. Repository snapshot 9bb35a1: fssai-ra/evaluation/results/v1.0.0-domain-pack-matrix.json, fssai-ra/tests/test_tbc_sdk.py and fssai-ra/tests/test_delegation.py. https://github.com/genaiworks/fssai-ra/tree/9bb35a1</w:t>
       </w:r>
     </w:p>
@@ -653,8 +673,12 @@
       <w:pPr>
         <w:pStyle w:val="Bibliography"/>
         <w:keepLines/>
+        <w:spacing w:after="20" w:before="0"/>
       </w:pPr>
       <w:r>
+        <w:rPr>
+          <w:sz w:val="16"/>
+        </w:rPr>
         <w:t>[6] UNESCO (2024). AI Competency Framework for Students. https://unesdoc.unesco.org/ark:/48223/pf0000391105</w:t>
       </w:r>
     </w:p>
@@ -662,8 +686,12 @@
       <w:pPr>
         <w:pStyle w:val="Bibliography"/>
         <w:keepLines/>
+        <w:spacing w:after="20" w:before="0"/>
       </w:pPr>
       <w:r>
+        <w:rPr>
+          <w:sz w:val="16"/>
+        </w:rPr>
         <w:t>[7] Chan, A., et al. (2024). Visibility into AI Agents. ACM FAccT. https://arxiv.org/abs/2401.13138</w:t>
       </w:r>
     </w:p>
@@ -671,8 +699,12 @@
       <w:pPr>
         <w:pStyle w:val="Bibliography"/>
         <w:keepLines/>
+        <w:spacing w:after="20" w:before="0"/>
       </w:pPr>
       <w:r>
+        <w:rPr>
+          <w:sz w:val="16"/>
+        </w:rPr>
         <w:t>[8] Debenedetti, E., et al. (2024). AgentDojo: A Dynamic Environment to Evaluate Prompt Injection Attacks and Defenses for LLM Agents. NeurIPS Datasets and Benchmarks. https://arxiv.org/abs/2406.13352</w:t>
       </w:r>
     </w:p>

--- a/fssai-ra/paper/tbc-v24/Trust_by_Construction_V24_Extended_Abstract.docx
+++ b/fssai-ra/paper/tbc-v24/Trust_by_Construction_V24_Extended_Abstract.docx
@@ -101,7 +101,7 @@
         <w:widowControl/>
       </w:pPr>
       <w:r>
-        <w:t>Trust by Construction treats every agent, its coordinator included, as an untrusted proposer. Separate services mediate protected reads, delegation, effects and disclosure under one rule: proof before power. It contributes ten design patterns that turn policy into executable refusals, a composition contract that holds when agents spawn agents, and an offline evidence kit a school can rerun on a laptop.</w:t>
+        <w:t>Trust by Construction treats every agent, its coordinator included, as an untrusted proposer. Separate services mediate protected reads, delegation, effects and disclosure under one rule: proof before power. The contribution is ten design patterns that turn policy into executable refusals, a composition contract that holds when agents spawn agents, and an offline evidence kit a school can rerun on a laptop.</w:t>
       </w:r>
     </w:p>
     <w:p>
@@ -109,7 +109,7 @@
         <w:widowControl/>
       </w:pPr>
       <w:r>
-        <w:t>It builds on control-flow separation [2], data-flow control [3] and agent design patterns [4], which bound what one agent may do; the open question is what permitted agents do together. The aim is an integration and test method, not a new primitive. Proof means checking stated rules against trusted state, not that a model is truthful or a grade fair.</w:t>
+        <w:t>The work builds on control-flow separation [2], data-flow control [3] and agent design patterns [4], which bound what one agent may do; the open question is what permitted agents do together. The aim is an integration and test method, not a new primitive. Proof means checking stated rules against trusted state, not that a model is truthful or a grade fair.</w:t>
       </w:r>
     </w:p>
     <w:p>
